--- a/force-app/main/default/documents/Loop__LOOP_Files/CACFABBGA80e66818074d4374bbf73dd8103c9e92.docx
+++ b/force-app/main/default/documents/Loop__LOOP_Files/CACFABBGA80e66818074d4374bbf73dd8103c9e92.docx
@@ -1266,7 +1266,70 @@
                 <w:sz w:val="16"/>
                 <w:szCs w:val="16"/>
               </w:rPr>
-              <w:t>&lt;&lt;Invoice_Converted_Currency_Amount__000&gt;&gt;</w:t>
+              <w:fldChar w:fldCharType="begin"/>
+            </w:r>
+            <w:r>
+              <w:rPr>
+                <w:b/>
+                <w:bCs/>
+                <w:sz w:val="16"/>
+                <w:szCs w:val="16"/>
+              </w:rPr>
+              <w:instrText xml:space="preserve"> =</w:instrText>
+            </w:r>
+            <w:r>
+              <w:rPr>
+                <w:b/>
+                <w:bCs/>
+                <w:sz w:val="16"/>
+                <w:szCs w:val="16"/>
+              </w:rPr>
+              <w:instrText>&lt;&lt;Invoice_pro_Converted_Invoice_Amount__000&gt;&gt;</w:instrText>
+            </w:r>
+            <w:r>
+              <w:rPr>
+                <w:b/>
+                <w:bCs/>
+                <w:sz w:val="16"/>
+                <w:szCs w:val="16"/>
+              </w:rPr>
+              <w:instrText xml:space="preserve"> + </w:instrText>
+            </w:r>
+            <w:r>
+              <w:rPr>
+                <w:b/>
+                <w:bCs/>
+                <w:sz w:val="16"/>
+                <w:szCs w:val="16"/>
+              </w:rPr>
+              <w:instrText>&lt;&lt;Invoice_pro_Converted_Tax_Amount__000&gt;&gt;</w:instrText>
+            </w:r>
+            <w:r>
+              <w:rPr>
+                <w:b/>
+                <w:bCs/>
+                <w:sz w:val="16"/>
+                <w:szCs w:val="16"/>
+              </w:rPr>
+              <w:instrText xml:space="preserve"> </w:instrText>
+            </w:r>
+            <w:r>
+              <w:rPr>
+                <w:b/>
+                <w:bCs/>
+                <w:sz w:val="16"/>
+                <w:szCs w:val="16"/>
+              </w:rPr>
+              <w:fldChar w:fldCharType="separate"/>
+            </w:r>
+            <w:r>
+              <w:rPr>
+                <w:b/>
+                <w:bCs/>
+                <w:sz w:val="16"/>
+                <w:szCs w:val="16"/>
+              </w:rPr>
+              <w:fldChar w:fldCharType="end"/>
             </w:r>
           </w:p>
         </w:tc>
@@ -1322,7 +1385,7 @@
         <w:instrText xml:space="preserve"> = &lt;&lt;Invoice_Tax_Amount_Rollup__000&gt;&gt;*</w:instrText>
       </w:r>
       <w:r>
-        <w:instrText>&lt;&lt;Invoice_Exchange_Rate__000&gt;&gt;</w:instrText>
+        <w:instrText>&lt;&lt;Invoice_Exchange_Rate_for_JPY_Display__000&gt;&gt;</w:instrText>
       </w:r>
       <w:r>
         <w:instrText xml:space="preserve"> </w:instrText>
@@ -1331,7 +1394,13 @@
         <w:fldChar w:fldCharType="end"/>
       </w:r>
       <w:r>
-        <w:instrText xml:space="preserve"> @ &lt;&lt;Invoice_Exchange_Rate&gt;&gt;" "" \* MERGEFORMAT </w:instrText>
+        <w:instrText xml:space="preserve"> @ </w:instrText>
+      </w:r>
+      <w:r>
+        <w:instrText>&lt;&lt;Invoice_Exchange_Rate_for_JPY_Display__000&gt;&gt;</w:instrText>
+      </w:r>
+      <w:r>
+        <w:instrText xml:space="preserve">" "" \* MERGEFORMAT </w:instrText>
       </w:r>
       <w:r>
         <w:fldChar w:fldCharType="end"/>
@@ -1747,15 +1816,7 @@
                 <w:b/>
                 <w:sz w:val="20"/>
               </w:rPr>
-              <w:instrText xml:space="preserve"> IF </w:instrText>
-            </w:r>
-            <w:r>
-              <w:rPr>
-                <w:b/>
-                <w:sz w:val="20"/>
-              </w:rPr>
-              <w:lastRenderedPageBreak/>
-              <w:instrText>"</w:instrText>
+              <w:instrText xml:space="preserve"> IF "</w:instrText>
             </w:r>
             <w:r>
               <w:rPr>
@@ -1872,7 +1933,6 @@
               <w:rPr>
                 <w:sz w:val="20"/>
               </w:rPr>
-              <w:lastRenderedPageBreak/>
               <w:fldChar w:fldCharType="begin"/>
             </w:r>
             <w:r>
@@ -1903,7 +1963,6 @@
               <w:rPr>
                 <w:sz w:val="20"/>
               </w:rPr>
-              <w:lastRenderedPageBreak/>
               <w:instrText>"</w:instrText>
             </w:r>
             <w:r>
@@ -1988,7 +2047,6 @@
                 <w:b/>
                 <w:sz w:val="20"/>
               </w:rPr>
-              <w:lastRenderedPageBreak/>
               <w:fldChar w:fldCharType="begin"/>
             </w:r>
             <w:r>
@@ -2494,6 +2552,7 @@
         </w:rPr>
       </w:pPr>
       <w:r>
+        <w:lastRenderedPageBreak/>
         <w:br w:type="page"/>
       </w:r>
     </w:p>
